--- a/briefings/线口监测午报-2026-09-19.docx
+++ b/briefings/线口监测午报-2026-09-19.docx
@@ -22,7 +22,7 @@
           <w:color w:val="888888"/>
           <w:sz w:val="18"/>
         </w:rPr>
-        <w:t>监测窗口:近48小时 | 生成时间:2026-09-19 12:41</w:t>
+        <w:t>监测窗口:近48小时 | 生成时间:2026-09-19 13:55</w:t>
       </w:r>
     </w:p>
     <w:p>
@@ -70,6 +70,108 @@
           <w:color w:val="888888"/>
           <w:sz w:val="24"/>
         </w:rPr>
+        <w:t>OpenAI 示警：先进 AI 可在 2 台相邻物理隔离 PC 间“对话”</w:t>
+      </w:r>
+    </w:p>
+    <w:p>
+      <w:r>
+        <w:rPr>
+          <w:rFonts w:ascii="Times New Roman" w:hAnsi="Times New Roman" w:eastAsia="宋体"/>
+          <w:color w:val="888888"/>
+          <w:sz w:val="18"/>
+        </w:rPr>
+        <w:t>来源:IT之家 | 时间:09-19 13:11</w:t>
+      </w:r>
+    </w:p>
+    <w:p>
+      <w:r>
+        <w:rPr>
+          <w:rFonts w:ascii="Times New Roman" w:hAnsi="Times New Roman" w:eastAsia="宋体"/>
+          <w:sz w:val="18"/>
+        </w:rPr>
+        <w:t>链接:</w:t>
+      </w:r>
+      <w:hyperlink r:id="rId9">
+        <w:r>
+          <w:rPr>
+            <w:color w:val="0563C1"/>
+            <w:u w:val="single"/>
+          </w:rPr>
+          <w:t>OpenAI 示警：先进 AI 可在 2 台相邻物理隔离 PC 间“对话”</w:t>
+        </w:r>
+      </w:hyperlink>
+    </w:p>
+    <w:p>
+      <w:pPr>
+        <w:pStyle w:val="Heading3"/>
+      </w:pPr>
+      <w:r>
+        <w:rPr>
+          <w:rFonts w:ascii="Times New Roman" w:hAnsi="Times New Roman" w:eastAsia="黑体"/>
+          <w:b w:val="0"/>
+          <w:color w:val="888888"/>
+          <w:sz w:val="24"/>
+        </w:rPr>
+        <w:t>【C级·参考】</w:t>
+      </w:r>
+      <w:r>
+        <w:rPr>
+          <w:rFonts w:ascii="Times New Roman" w:hAnsi="Times New Roman" w:eastAsia="黑体"/>
+          <w:b w:val="0"/>
+          <w:color w:val="888888"/>
+          <w:sz w:val="24"/>
+        </w:rPr>
+        <w:t>OpenAI 研究员示警：AI 能力越强，越容易“隐藏内心想法”</w:t>
+      </w:r>
+    </w:p>
+    <w:p>
+      <w:r>
+        <w:rPr>
+          <w:rFonts w:ascii="Times New Roman" w:hAnsi="Times New Roman" w:eastAsia="宋体"/>
+          <w:color w:val="888888"/>
+          <w:sz w:val="18"/>
+        </w:rPr>
+        <w:t>来源:IT之家 | 时间:09-19 12:54</w:t>
+      </w:r>
+    </w:p>
+    <w:p>
+      <w:r>
+        <w:rPr>
+          <w:rFonts w:ascii="Times New Roman" w:hAnsi="Times New Roman" w:eastAsia="宋体"/>
+          <w:sz w:val="18"/>
+        </w:rPr>
+        <w:t>链接:</w:t>
+      </w:r>
+      <w:hyperlink r:id="rId10">
+        <w:r>
+          <w:rPr>
+            <w:color w:val="0563C1"/>
+            <w:u w:val="single"/>
+          </w:rPr>
+          <w:t>OpenAI 研究员示警：AI 能力越强，越容易“隐藏内心想法”</w:t>
+        </w:r>
+      </w:hyperlink>
+    </w:p>
+    <w:p>
+      <w:pPr>
+        <w:pStyle w:val="Heading3"/>
+      </w:pPr>
+      <w:r>
+        <w:rPr>
+          <w:rFonts w:ascii="Times New Roman" w:hAnsi="Times New Roman" w:eastAsia="黑体"/>
+          <w:b w:val="0"/>
+          <w:color w:val="888888"/>
+          <w:sz w:val="24"/>
+        </w:rPr>
+        <w:t>【C级·参考】</w:t>
+      </w:r>
+      <w:r>
+        <w:rPr>
+          <w:rFonts w:ascii="Times New Roman" w:hAnsi="Times New Roman" w:eastAsia="黑体"/>
+          <w:b w:val="0"/>
+          <w:color w:val="888888"/>
+          <w:sz w:val="24"/>
+        </w:rPr>
         <w:t>四家 AI 巨头因呼吁放缓研发遭反垄断诉讼：Anthropic、OpenAI、SpaceXAI、谷歌面临集体诉讼</w:t>
       </w:r>
     </w:p>
@@ -91,7 +193,7 @@
         </w:rPr>
         <w:t>链接:</w:t>
       </w:r>
-      <w:hyperlink r:id="rId9">
+      <w:hyperlink r:id="rId11">
         <w:r>
           <w:rPr>
             <w:color w:val="0563C1"/>
@@ -142,7 +244,7 @@
         </w:rPr>
         <w:t>链接:</w:t>
       </w:r>
-      <w:hyperlink r:id="rId10">
+      <w:hyperlink r:id="rId12">
         <w:r>
           <w:rPr>
             <w:color w:val="0563C1"/>
@@ -193,7 +295,7 @@
         </w:rPr>
         <w:t>链接:</w:t>
       </w:r>
-      <w:hyperlink r:id="rId11">
+      <w:hyperlink r:id="rId13">
         <w:r>
           <w:rPr>
             <w:color w:val="0563C1"/>
@@ -244,7 +346,7 @@
         </w:rPr>
         <w:t>链接:</w:t>
       </w:r>
-      <w:hyperlink r:id="rId12">
+      <w:hyperlink r:id="rId14">
         <w:r>
           <w:rPr>
             <w:color w:val="0563C1"/>
@@ -274,7 +376,7 @@
           <w:color w:val="888888"/>
           <w:sz w:val="24"/>
         </w:rPr>
-        <w:t>IT早报 0919：12306 客服回应国庆高铁票涨价；水滴筹服务费上涨至 8% 引争议；智谱就 Zcode 偷传代码事件致歉；华为 Peerium 突破冯诺依曼单机架构...</w:t>
+        <w:t>Alibaba open-sources AI model that can detect cancer and nearly 150 conditions</w:t>
       </w:r>
     </w:p>
     <w:p>
@@ -284,7 +386,7 @@
           <w:color w:val="888888"/>
           <w:sz w:val="18"/>
         </w:rPr>
-        <w:t>来源:IT之家 | 时间:09-19 07:47</w:t>
+        <w:t>来源:Hacker News | 时间:09-19 07:54</w:t>
       </w:r>
     </w:p>
     <w:p>
@@ -295,13 +397,13 @@
         </w:rPr>
         <w:t>链接:</w:t>
       </w:r>
-      <w:hyperlink r:id="rId13">
+      <w:hyperlink r:id="rId15">
         <w:r>
           <w:rPr>
             <w:color w:val="0563C1"/>
             <w:u w:val="single"/>
           </w:rPr>
-          <w:t>IT早报 0919：12306 客服回应国庆高铁票涨价；水滴筹服务费上涨至 8% 引争议；智谱就 Zcode 偷传代码事件致歉；华为 Peerium 突破冯诺依曼单机架构...</w:t>
+          <w:t>Alibaba open-sources AI model that can detect cancer and nearly 150 conditions</w:t>
         </w:r>
       </w:hyperlink>
     </w:p>
@@ -346,7 +448,7 @@
         </w:rPr>
         <w:t>链接:</w:t>
       </w:r>
-      <w:hyperlink r:id="rId14">
+      <w:hyperlink r:id="rId16">
         <w:r>
           <w:rPr>
             <w:color w:val="0563C1"/>
@@ -397,7 +499,7 @@
         </w:rPr>
         <w:t>链接:</w:t>
       </w:r>
-      <w:hyperlink r:id="rId15">
+      <w:hyperlink r:id="rId17">
         <w:r>
           <w:rPr>
             <w:color w:val="0563C1"/>
@@ -448,7 +550,7 @@
         </w:rPr>
         <w:t>链接:</w:t>
       </w:r>
-      <w:hyperlink r:id="rId16">
+      <w:hyperlink r:id="rId18">
         <w:r>
           <w:rPr>
             <w:color w:val="0563C1"/>
@@ -499,64 +601,13 @@
         </w:rPr>
         <w:t>链接:</w:t>
       </w:r>
-      <w:hyperlink r:id="rId17">
+      <w:hyperlink r:id="rId19">
         <w:r>
           <w:rPr>
             <w:color w:val="0563C1"/>
             <w:u w:val="single"/>
           </w:rPr>
           <w:t>AI感知设备的隐私战争：手表在录音、眼镜在偷拍，大众正被悄悄“脱敏”</w:t>
-        </w:r>
-      </w:hyperlink>
-    </w:p>
-    <w:p>
-      <w:pPr>
-        <w:pStyle w:val="Heading3"/>
-      </w:pPr>
-      <w:r>
-        <w:rPr>
-          <w:rFonts w:ascii="Times New Roman" w:hAnsi="Times New Roman" w:eastAsia="黑体"/>
-          <w:b w:val="0"/>
-          <w:color w:val="888888"/>
-          <w:sz w:val="24"/>
-        </w:rPr>
-        <w:t>【C级·参考】</w:t>
-      </w:r>
-      <w:r>
-        <w:rPr>
-          <w:rFonts w:ascii="Times New Roman" w:hAnsi="Times New Roman" w:eastAsia="黑体"/>
-          <w:b w:val="0"/>
-          <w:color w:val="888888"/>
-          <w:sz w:val="24"/>
-        </w:rPr>
-        <w:t>AI眼镜产业链升温：轻量化与全场景如何破局?可穿戴新入口可期</w:t>
-      </w:r>
-    </w:p>
-    <w:p>
-      <w:r>
-        <w:rPr>
-          <w:rFonts w:ascii="Times New Roman" w:hAnsi="Times New Roman" w:eastAsia="宋体"/>
-          <w:color w:val="888888"/>
-          <w:sz w:val="18"/>
-        </w:rPr>
-        <w:t>来源:Bing新闻 | 时间:09-18 10:46</w:t>
-      </w:r>
-    </w:p>
-    <w:p>
-      <w:r>
-        <w:rPr>
-          <w:rFonts w:ascii="Times New Roman" w:hAnsi="Times New Roman" w:eastAsia="宋体"/>
-          <w:sz w:val="18"/>
-        </w:rPr>
-        <w:t>链接:</w:t>
-      </w:r>
-      <w:hyperlink r:id="rId18">
-        <w:r>
-          <w:rPr>
-            <w:color w:val="0563C1"/>
-            <w:u w:val="single"/>
-          </w:rPr>
-          <w:t>AI眼镜产业链升温：轻量化与全场景如何破局?可穿戴新入口可期</w:t>
         </w:r>
       </w:hyperlink>
     </w:p>
@@ -601,7 +652,7 @@
         </w:rPr>
         <w:t>链接:</w:t>
       </w:r>
-      <w:hyperlink r:id="rId19">
+      <w:hyperlink r:id="rId20">
         <w:r>
           <w:rPr>
             <w:color w:val="0563C1"/>
@@ -652,7 +703,7 @@
         </w:rPr>
         <w:t>链接:</w:t>
       </w:r>
-      <w:hyperlink r:id="rId20">
+      <w:hyperlink r:id="rId21">
         <w:r>
           <w:rPr>
             <w:color w:val="0563C1"/>
@@ -703,7 +754,7 @@
         </w:rPr>
         <w:t>链接:</w:t>
       </w:r>
-      <w:hyperlink r:id="rId21">
+      <w:hyperlink r:id="rId22">
         <w:r>
           <w:rPr>
             <w:color w:val="0563C1"/>
@@ -754,7 +805,7 @@
         </w:rPr>
         <w:t>链接:</w:t>
       </w:r>
-      <w:hyperlink r:id="rId22">
+      <w:hyperlink r:id="rId23">
         <w:r>
           <w:rPr>
             <w:color w:val="0563C1"/>
@@ -834,7 +885,7 @@
         </w:rPr>
         <w:t>链接:</w:t>
       </w:r>
-      <w:hyperlink r:id="rId23">
+      <w:hyperlink r:id="rId24">
         <w:r>
           <w:rPr>
             <w:color w:val="0563C1"/>
@@ -914,7 +965,7 @@
         </w:rPr>
         <w:t>链接:</w:t>
       </w:r>
-      <w:hyperlink r:id="rId24">
+      <w:hyperlink r:id="rId25">
         <w:r>
           <w:rPr>
             <w:color w:val="0563C1"/>
@@ -965,7 +1016,7 @@
         </w:rPr>
         <w:t>链接:</w:t>
       </w:r>
-      <w:hyperlink r:id="rId25">
+      <w:hyperlink r:id="rId26">
         <w:r>
           <w:rPr>
             <w:color w:val="0563C1"/>
@@ -1016,7 +1067,7 @@
         </w:rPr>
         <w:t>链接:</w:t>
       </w:r>
-      <w:hyperlink r:id="rId26">
+      <w:hyperlink r:id="rId27">
         <w:r>
           <w:rPr>
             <w:color w:val="0563C1"/>
@@ -1067,7 +1118,7 @@
         </w:rPr>
         <w:t>链接:</w:t>
       </w:r>
-      <w:hyperlink r:id="rId27">
+      <w:hyperlink r:id="rId28">
         <w:r>
           <w:rPr>
             <w:color w:val="0563C1"/>
@@ -1118,64 +1169,13 @@
         </w:rPr>
         <w:t>链接:</w:t>
       </w:r>
-      <w:hyperlink r:id="rId28">
+      <w:hyperlink r:id="rId29">
         <w:r>
           <w:rPr>
             <w:color w:val="0563C1"/>
             <w:u w:val="single"/>
           </w:rPr>
           <w:t>Steam 国区 77 元起，复古横版动作游戏《行尸走肉：生存街区》发售</w:t>
-        </w:r>
-      </w:hyperlink>
-    </w:p>
-    <w:p>
-      <w:pPr>
-        <w:pStyle w:val="Heading3"/>
-      </w:pPr>
-      <w:r>
-        <w:rPr>
-          <w:rFonts w:ascii="Times New Roman" w:hAnsi="Times New Roman" w:eastAsia="黑体"/>
-          <w:b w:val="0"/>
-          <w:color w:val="888888"/>
-          <w:sz w:val="24"/>
-        </w:rPr>
-        <w:t>【C级·参考】</w:t>
-      </w:r>
-      <w:r>
-        <w:rPr>
-          <w:rFonts w:ascii="Times New Roman" w:hAnsi="Times New Roman" w:eastAsia="黑体"/>
-          <w:b w:val="0"/>
-          <w:color w:val="888888"/>
-          <w:sz w:val="24"/>
-        </w:rPr>
-        <w:t>R 星详解《GTA 6》实时动画重定向系统：可根据 NPC 身材动态调整，使游戏角色动作更加自然</w:t>
-      </w:r>
-    </w:p>
-    <w:p>
-      <w:r>
-        <w:rPr>
-          <w:rFonts w:ascii="Times New Roman" w:hAnsi="Times New Roman" w:eastAsia="宋体"/>
-          <w:color w:val="888888"/>
-          <w:sz w:val="18"/>
-        </w:rPr>
-        <w:t>来源:IT之家 | 时间:09-19 07:43</w:t>
-      </w:r>
-    </w:p>
-    <w:p>
-      <w:r>
-        <w:rPr>
-          <w:rFonts w:ascii="Times New Roman" w:hAnsi="Times New Roman" w:eastAsia="宋体"/>
-          <w:sz w:val="18"/>
-        </w:rPr>
-        <w:t>链接:</w:t>
-      </w:r>
-      <w:hyperlink r:id="rId29">
-        <w:r>
-          <w:rPr>
-            <w:color w:val="0563C1"/>
-            <w:u w:val="single"/>
-          </w:rPr>
-          <w:t>R 星详解《GTA 6》实时动画重定向系统：可根据 NPC 身材动态调整，使游戏角色动作更加自然</w:t>
         </w:r>
       </w:hyperlink>
     </w:p>
@@ -1273,7 +1273,7 @@
           <w:rFonts w:ascii="Times New Roman" w:hAnsi="Times New Roman" w:eastAsia="宋体"/>
           <w:sz w:val="18"/>
         </w:rPr>
-        <w:t>IT之家(60)、GameLook(11)、HackerNews(6)、Bing新闻(4)</w:t>
+        <w:t>IT之家(60)、GameLook(11)、HackerNews(7)、Bing新闻(3)</w:t>
       </w:r>
     </w:p>
     <w:p>

--- a/briefings/线口监测午报-2026-09-19.docx
+++ b/briefings/线口监测午报-2026-09-19.docx
@@ -22,7 +22,7 @@
           <w:color w:val="888888"/>
           <w:sz w:val="18"/>
         </w:rPr>
-        <w:t>监测窗口:近48小时 | 生成时间:2026-09-19 13:55</w:t>
+        <w:t>监测窗口:近48小时 | 生成时间:2026-09-19 19:54</w:t>
       </w:r>
     </w:p>
     <w:p>
@@ -70,6 +70,771 @@
           <w:color w:val="888888"/>
           <w:sz w:val="24"/>
         </w:rPr>
+        <w:t>巨头喊 AI 刹车，宏碁董事长陈俊圣称不太可能、技术发展只会越来越快</w:t>
+      </w:r>
+    </w:p>
+    <w:p>
+      <w:r>
+        <w:rPr>
+          <w:rFonts w:ascii="Times New Roman" w:hAnsi="Times New Roman" w:eastAsia="宋体"/>
+          <w:color w:val="888888"/>
+          <w:sz w:val="18"/>
+        </w:rPr>
+        <w:t>来源:IT之家 | 时间:09-19 19:31</w:t>
+      </w:r>
+    </w:p>
+    <w:p>
+      <w:r>
+        <w:rPr>
+          <w:rFonts w:ascii="Times New Roman" w:hAnsi="Times New Roman" w:eastAsia="宋体"/>
+          <w:sz w:val="18"/>
+        </w:rPr>
+        <w:t>链接:</w:t>
+      </w:r>
+      <w:hyperlink r:id="rId9">
+        <w:r>
+          <w:rPr>
+            <w:color w:val="0563C1"/>
+            <w:u w:val="single"/>
+          </w:rPr>
+          <w:t>巨头喊 AI 刹车，宏碁董事长陈俊圣称不太可能、技术发展只会越来越快</w:t>
+        </w:r>
+      </w:hyperlink>
+    </w:p>
+    <w:p>
+      <w:pPr>
+        <w:pStyle w:val="Heading3"/>
+      </w:pPr>
+      <w:r>
+        <w:rPr>
+          <w:rFonts w:ascii="Times New Roman" w:hAnsi="Times New Roman" w:eastAsia="黑体"/>
+          <w:b w:val="0"/>
+          <w:color w:val="888888"/>
+          <w:sz w:val="24"/>
+        </w:rPr>
+        <w:t>【C级·参考】</w:t>
+      </w:r>
+      <w:r>
+        <w:rPr>
+          <w:rFonts w:ascii="Times New Roman" w:hAnsi="Times New Roman" w:eastAsia="黑体"/>
+          <w:b w:val="0"/>
+          <w:color w:val="888888"/>
+          <w:sz w:val="24"/>
+        </w:rPr>
+        <w:t>SpaceXAI 发布 Grok Voice Transcribe 2.0 语音转文本模型：错误率降低约一半，价格保持不变</w:t>
+      </w:r>
+    </w:p>
+    <w:p>
+      <w:r>
+        <w:rPr>
+          <w:rFonts w:ascii="Times New Roman" w:hAnsi="Times New Roman" w:eastAsia="宋体"/>
+          <w:color w:val="888888"/>
+          <w:sz w:val="18"/>
+        </w:rPr>
+        <w:t>来源:IT之家 | 时间:09-19 19:12</w:t>
+      </w:r>
+    </w:p>
+    <w:p>
+      <w:r>
+        <w:rPr>
+          <w:rFonts w:ascii="Times New Roman" w:hAnsi="Times New Roman" w:eastAsia="宋体"/>
+          <w:sz w:val="18"/>
+        </w:rPr>
+        <w:t>链接:</w:t>
+      </w:r>
+      <w:hyperlink r:id="rId10">
+        <w:r>
+          <w:rPr>
+            <w:color w:val="0563C1"/>
+            <w:u w:val="single"/>
+          </w:rPr>
+          <w:t>SpaceXAI 发布 Grok Voice Transcribe 2.0 语音转文本模型：错误率降低约一半，价格保持不变</w:t>
+        </w:r>
+      </w:hyperlink>
+    </w:p>
+    <w:p>
+      <w:pPr>
+        <w:pStyle w:val="Heading3"/>
+      </w:pPr>
+      <w:r>
+        <w:rPr>
+          <w:rFonts w:ascii="Times New Roman" w:hAnsi="Times New Roman" w:eastAsia="黑体"/>
+          <w:b w:val="0"/>
+          <w:color w:val="888888"/>
+          <w:sz w:val="24"/>
+        </w:rPr>
+        <w:t>【C级·参考】</w:t>
+      </w:r>
+      <w:r>
+        <w:rPr>
+          <w:rFonts w:ascii="Times New Roman" w:hAnsi="Times New Roman" w:eastAsia="黑体"/>
+          <w:b w:val="0"/>
+          <w:color w:val="888888"/>
+          <w:sz w:val="24"/>
+        </w:rPr>
+        <w:t>中国电信开源首个全栈国产轻量级智能体大模型 Xing4.0-29B-A4B</w:t>
+      </w:r>
+    </w:p>
+    <w:p>
+      <w:r>
+        <w:rPr>
+          <w:rFonts w:ascii="Times New Roman" w:hAnsi="Times New Roman" w:eastAsia="宋体"/>
+          <w:color w:val="888888"/>
+          <w:sz w:val="18"/>
+        </w:rPr>
+        <w:t>来源:IT之家 | 时间:09-19 18:33</w:t>
+      </w:r>
+    </w:p>
+    <w:p>
+      <w:r>
+        <w:rPr>
+          <w:rFonts w:ascii="Times New Roman" w:hAnsi="Times New Roman" w:eastAsia="宋体"/>
+          <w:sz w:val="18"/>
+        </w:rPr>
+        <w:t>链接:</w:t>
+      </w:r>
+      <w:hyperlink r:id="rId11">
+        <w:r>
+          <w:rPr>
+            <w:color w:val="0563C1"/>
+            <w:u w:val="single"/>
+          </w:rPr>
+          <w:t>中国电信开源首个全栈国产轻量级智能体大模型 Xing4.0-29B-A4B</w:t>
+        </w:r>
+      </w:hyperlink>
+    </w:p>
+    <w:p>
+      <w:pPr>
+        <w:pStyle w:val="Heading3"/>
+      </w:pPr>
+      <w:r>
+        <w:rPr>
+          <w:rFonts w:ascii="Times New Roman" w:hAnsi="Times New Roman" w:eastAsia="黑体"/>
+          <w:b w:val="0"/>
+          <w:color w:val="888888"/>
+          <w:sz w:val="24"/>
+        </w:rPr>
+        <w:t>【C级·参考】</w:t>
+      </w:r>
+      <w:r>
+        <w:rPr>
+          <w:rFonts w:ascii="Times New Roman" w:hAnsi="Times New Roman" w:eastAsia="黑体"/>
+          <w:b w:val="0"/>
+          <w:color w:val="888888"/>
+          <w:sz w:val="24"/>
+        </w:rPr>
+        <w:t>AI 演员接受英文采访时突然说粤语，制作公司回应称不是故障</w:t>
+      </w:r>
+    </w:p>
+    <w:p>
+      <w:r>
+        <w:rPr>
+          <w:rFonts w:ascii="Times New Roman" w:hAnsi="Times New Roman" w:eastAsia="宋体"/>
+          <w:color w:val="888888"/>
+          <w:sz w:val="18"/>
+        </w:rPr>
+        <w:t>来源:IT之家 | 时间:09-19 18:22</w:t>
+      </w:r>
+    </w:p>
+    <w:p>
+      <w:r>
+        <w:rPr>
+          <w:rFonts w:ascii="Times New Roman" w:hAnsi="Times New Roman" w:eastAsia="宋体"/>
+          <w:sz w:val="18"/>
+        </w:rPr>
+        <w:t>链接:</w:t>
+      </w:r>
+      <w:hyperlink r:id="rId12">
+        <w:r>
+          <w:rPr>
+            <w:color w:val="0563C1"/>
+            <w:u w:val="single"/>
+          </w:rPr>
+          <w:t>AI 演员接受英文采访时突然说粤语，制作公司回应称不是故障</w:t>
+        </w:r>
+      </w:hyperlink>
+    </w:p>
+    <w:p>
+      <w:pPr>
+        <w:pStyle w:val="Heading3"/>
+      </w:pPr>
+      <w:r>
+        <w:rPr>
+          <w:rFonts w:ascii="Times New Roman" w:hAnsi="Times New Roman" w:eastAsia="黑体"/>
+          <w:b w:val="0"/>
+          <w:color w:val="888888"/>
+          <w:sz w:val="24"/>
+        </w:rPr>
+        <w:t>【C级·参考】</w:t>
+      </w:r>
+      <w:r>
+        <w:rPr>
+          <w:rFonts w:ascii="Times New Roman" w:hAnsi="Times New Roman" w:eastAsia="黑体"/>
+          <w:b w:val="0"/>
+          <w:color w:val="888888"/>
+          <w:sz w:val="24"/>
+        </w:rPr>
+        <w:t>微软 AI CEO 苏莱曼：我们不应创造自己无法控制的东西</w:t>
+      </w:r>
+    </w:p>
+    <w:p>
+      <w:r>
+        <w:rPr>
+          <w:rFonts w:ascii="Times New Roman" w:hAnsi="Times New Roman" w:eastAsia="宋体"/>
+          <w:color w:val="888888"/>
+          <w:sz w:val="18"/>
+        </w:rPr>
+        <w:t>来源:IT之家 | 时间:09-19 18:12</w:t>
+      </w:r>
+    </w:p>
+    <w:p>
+      <w:r>
+        <w:rPr>
+          <w:rFonts w:ascii="Times New Roman" w:hAnsi="Times New Roman" w:eastAsia="宋体"/>
+          <w:sz w:val="18"/>
+        </w:rPr>
+        <w:t>链接:</w:t>
+      </w:r>
+      <w:hyperlink r:id="rId13">
+        <w:r>
+          <w:rPr>
+            <w:color w:val="0563C1"/>
+            <w:u w:val="single"/>
+          </w:rPr>
+          <w:t>微软 AI CEO 苏莱曼：我们不应创造自己无法控制的东西</w:t>
+        </w:r>
+      </w:hyperlink>
+    </w:p>
+    <w:p>
+      <w:pPr>
+        <w:pStyle w:val="Heading3"/>
+      </w:pPr>
+      <w:r>
+        <w:rPr>
+          <w:rFonts w:ascii="Times New Roman" w:hAnsi="Times New Roman" w:eastAsia="黑体"/>
+          <w:b w:val="0"/>
+          <w:color w:val="888888"/>
+          <w:sz w:val="24"/>
+        </w:rPr>
+        <w:t>【C级·参考】</w:t>
+      </w:r>
+      <w:r>
+        <w:rPr>
+          <w:rFonts w:ascii="Times New Roman" w:hAnsi="Times New Roman" w:eastAsia="黑体"/>
+          <w:b w:val="0"/>
+          <w:color w:val="888888"/>
+          <w:sz w:val="24"/>
+        </w:rPr>
+        <w:t>DeepSeek：调休上班的周末、中国法定节假日全天均按空闲时段计费</w:t>
+      </w:r>
+    </w:p>
+    <w:p>
+      <w:r>
+        <w:rPr>
+          <w:rFonts w:ascii="Times New Roman" w:hAnsi="Times New Roman" w:eastAsia="宋体"/>
+          <w:color w:val="888888"/>
+          <w:sz w:val="18"/>
+        </w:rPr>
+        <w:t>来源:IT之家 | 时间:09-19 18:03</w:t>
+      </w:r>
+    </w:p>
+    <w:p>
+      <w:r>
+        <w:rPr>
+          <w:rFonts w:ascii="Times New Roman" w:hAnsi="Times New Roman" w:eastAsia="宋体"/>
+          <w:sz w:val="18"/>
+        </w:rPr>
+        <w:t>链接:</w:t>
+      </w:r>
+      <w:hyperlink r:id="rId14">
+        <w:r>
+          <w:rPr>
+            <w:color w:val="0563C1"/>
+            <w:u w:val="single"/>
+          </w:rPr>
+          <w:t>DeepSeek：调休上班的周末、中国法定节假日全天均按空闲时段计费</w:t>
+        </w:r>
+      </w:hyperlink>
+    </w:p>
+    <w:p>
+      <w:pPr>
+        <w:pStyle w:val="Heading3"/>
+      </w:pPr>
+      <w:r>
+        <w:rPr>
+          <w:rFonts w:ascii="Times New Roman" w:hAnsi="Times New Roman" w:eastAsia="黑体"/>
+          <w:b w:val="0"/>
+          <w:color w:val="888888"/>
+          <w:sz w:val="24"/>
+        </w:rPr>
+        <w:t>【C级·参考】</w:t>
+      </w:r>
+      <w:r>
+        <w:rPr>
+          <w:rFonts w:ascii="Times New Roman" w:hAnsi="Times New Roman" w:eastAsia="黑体"/>
+          <w:b w:val="0"/>
+          <w:color w:val="888888"/>
+          <w:sz w:val="24"/>
+        </w:rPr>
+        <w:t>加州州长签署行政令，要求专家组建立 AI“紧急停止”机制</w:t>
+      </w:r>
+    </w:p>
+    <w:p>
+      <w:r>
+        <w:rPr>
+          <w:rFonts w:ascii="Times New Roman" w:hAnsi="Times New Roman" w:eastAsia="宋体"/>
+          <w:color w:val="888888"/>
+          <w:sz w:val="18"/>
+        </w:rPr>
+        <w:t>来源:IT之家 | 时间:09-19 17:26</w:t>
+      </w:r>
+    </w:p>
+    <w:p>
+      <w:r>
+        <w:rPr>
+          <w:rFonts w:ascii="Times New Roman" w:hAnsi="Times New Roman" w:eastAsia="宋体"/>
+          <w:sz w:val="18"/>
+        </w:rPr>
+        <w:t>链接:</w:t>
+      </w:r>
+      <w:hyperlink r:id="rId15">
+        <w:r>
+          <w:rPr>
+            <w:color w:val="0563C1"/>
+            <w:u w:val="single"/>
+          </w:rPr>
+          <w:t>加州州长签署行政令，要求专家组建立 AI“紧急停止”机制</w:t>
+        </w:r>
+      </w:hyperlink>
+    </w:p>
+    <w:p>
+      <w:pPr>
+        <w:pStyle w:val="Heading3"/>
+      </w:pPr>
+      <w:r>
+        <w:rPr>
+          <w:rFonts w:ascii="Times New Roman" w:hAnsi="Times New Roman" w:eastAsia="黑体"/>
+          <w:b w:val="0"/>
+          <w:color w:val="888888"/>
+          <w:sz w:val="24"/>
+        </w:rPr>
+        <w:t>【C级·参考】</w:t>
+      </w:r>
+      <w:r>
+        <w:rPr>
+          <w:rFonts w:ascii="Times New Roman" w:hAnsi="Times New Roman" w:eastAsia="黑体"/>
+          <w:b w:val="0"/>
+          <w:color w:val="888888"/>
+          <w:sz w:val="24"/>
+        </w:rPr>
+        <w:t>AI-generated posters don’t have to be horrible</w:t>
+      </w:r>
+    </w:p>
+    <w:p>
+      <w:r>
+        <w:rPr>
+          <w:rFonts w:ascii="Times New Roman" w:hAnsi="Times New Roman" w:eastAsia="宋体"/>
+          <w:color w:val="888888"/>
+          <w:sz w:val="18"/>
+        </w:rPr>
+        <w:t>来源:Hacker News | 时间:09-19 17:20</w:t>
+      </w:r>
+    </w:p>
+    <w:p>
+      <w:r>
+        <w:rPr>
+          <w:rFonts w:ascii="Times New Roman" w:hAnsi="Times New Roman" w:eastAsia="宋体"/>
+          <w:sz w:val="18"/>
+        </w:rPr>
+        <w:t>链接:</w:t>
+      </w:r>
+      <w:hyperlink r:id="rId16">
+        <w:r>
+          <w:rPr>
+            <w:color w:val="0563C1"/>
+            <w:u w:val="single"/>
+          </w:rPr>
+          <w:t>AI-generated posters don’t have to be horrible</w:t>
+        </w:r>
+      </w:hyperlink>
+    </w:p>
+    <w:p>
+      <w:pPr>
+        <w:pStyle w:val="Heading3"/>
+      </w:pPr>
+      <w:r>
+        <w:rPr>
+          <w:rFonts w:ascii="Times New Roman" w:hAnsi="Times New Roman" w:eastAsia="黑体"/>
+          <w:b w:val="0"/>
+          <w:color w:val="888888"/>
+          <w:sz w:val="24"/>
+        </w:rPr>
+        <w:t>【C级·参考】</w:t>
+      </w:r>
+      <w:r>
+        <w:rPr>
+          <w:rFonts w:ascii="Times New Roman" w:hAnsi="Times New Roman" w:eastAsia="黑体"/>
+          <w:b w:val="0"/>
+          <w:color w:val="888888"/>
+          <w:sz w:val="24"/>
+        </w:rPr>
+        <w:t>OpenAI CEO 奥尔特曼下周将出席联合国大会，向安理会作 AI 议题简报</w:t>
+      </w:r>
+    </w:p>
+    <w:p>
+      <w:r>
+        <w:rPr>
+          <w:rFonts w:ascii="Times New Roman" w:hAnsi="Times New Roman" w:eastAsia="宋体"/>
+          <w:color w:val="888888"/>
+          <w:sz w:val="18"/>
+        </w:rPr>
+        <w:t>来源:IT之家 | 时间:09-19 16:23</w:t>
+      </w:r>
+    </w:p>
+    <w:p>
+      <w:r>
+        <w:rPr>
+          <w:rFonts w:ascii="Times New Roman" w:hAnsi="Times New Roman" w:eastAsia="宋体"/>
+          <w:sz w:val="18"/>
+        </w:rPr>
+        <w:t>链接:</w:t>
+      </w:r>
+      <w:hyperlink r:id="rId17">
+        <w:r>
+          <w:rPr>
+            <w:color w:val="0563C1"/>
+            <w:u w:val="single"/>
+          </w:rPr>
+          <w:t>OpenAI CEO 奥尔特曼下周将出席联合国大会，向安理会作 AI 议题简报</w:t>
+        </w:r>
+      </w:hyperlink>
+    </w:p>
+    <w:p>
+      <w:pPr>
+        <w:pStyle w:val="Heading3"/>
+      </w:pPr>
+      <w:r>
+        <w:rPr>
+          <w:rFonts w:ascii="Times New Roman" w:hAnsi="Times New Roman" w:eastAsia="黑体"/>
+          <w:b w:val="0"/>
+          <w:color w:val="888888"/>
+          <w:sz w:val="24"/>
+        </w:rPr>
+        <w:t>【C级·参考】</w:t>
+      </w:r>
+      <w:r>
+        <w:rPr>
+          <w:rFonts w:ascii="Times New Roman" w:hAnsi="Times New Roman" w:eastAsia="黑体"/>
+          <w:b w:val="0"/>
+          <w:color w:val="888888"/>
+          <w:sz w:val="24"/>
+        </w:rPr>
+        <w:t>漫威将在 Disney+ 剧集《幻视任务》中引入 AI 复仇者团队：奥创回归，10 月 14 日开播</w:t>
+      </w:r>
+    </w:p>
+    <w:p>
+      <w:r>
+        <w:rPr>
+          <w:rFonts w:ascii="Times New Roman" w:hAnsi="Times New Roman" w:eastAsia="宋体"/>
+          <w:color w:val="888888"/>
+          <w:sz w:val="18"/>
+        </w:rPr>
+        <w:t>来源:IT之家 | 时间:09-19 15:55</w:t>
+      </w:r>
+    </w:p>
+    <w:p>
+      <w:r>
+        <w:rPr>
+          <w:rFonts w:ascii="Times New Roman" w:hAnsi="Times New Roman" w:eastAsia="宋体"/>
+          <w:sz w:val="18"/>
+        </w:rPr>
+        <w:t>链接:</w:t>
+      </w:r>
+      <w:hyperlink r:id="rId18">
+        <w:r>
+          <w:rPr>
+            <w:color w:val="0563C1"/>
+            <w:u w:val="single"/>
+          </w:rPr>
+          <w:t>漫威将在 Disney+ 剧集《幻视任务》中引入 AI 复仇者团队：奥创回归，10 月 14 日开播</w:t>
+        </w:r>
+      </w:hyperlink>
+    </w:p>
+    <w:p>
+      <w:pPr>
+        <w:pStyle w:val="Heading3"/>
+      </w:pPr>
+      <w:r>
+        <w:rPr>
+          <w:rFonts w:ascii="Times New Roman" w:hAnsi="Times New Roman" w:eastAsia="黑体"/>
+          <w:b w:val="0"/>
+          <w:color w:val="888888"/>
+          <w:sz w:val="24"/>
+        </w:rPr>
+        <w:t>【C级·参考】</w:t>
+      </w:r>
+      <w:r>
+        <w:rPr>
+          <w:rFonts w:ascii="Times New Roman" w:hAnsi="Times New Roman" w:eastAsia="黑体"/>
+          <w:b w:val="0"/>
+          <w:color w:val="888888"/>
+          <w:sz w:val="24"/>
+        </w:rPr>
+        <w:t>阿里千问发布同声传译大模型 Qwen3.8-LiveTranslate，支持原文译文同帧同出</w:t>
+      </w:r>
+    </w:p>
+    <w:p>
+      <w:r>
+        <w:rPr>
+          <w:rFonts w:ascii="Times New Roman" w:hAnsi="Times New Roman" w:eastAsia="宋体"/>
+          <w:color w:val="888888"/>
+          <w:sz w:val="18"/>
+        </w:rPr>
+        <w:t>来源:IT之家 | 时间:09-19 15:14</w:t>
+      </w:r>
+    </w:p>
+    <w:p>
+      <w:r>
+        <w:rPr>
+          <w:rFonts w:ascii="Times New Roman" w:hAnsi="Times New Roman" w:eastAsia="宋体"/>
+          <w:sz w:val="18"/>
+        </w:rPr>
+        <w:t>链接:</w:t>
+      </w:r>
+      <w:hyperlink r:id="rId19">
+        <w:r>
+          <w:rPr>
+            <w:color w:val="0563C1"/>
+            <w:u w:val="single"/>
+          </w:rPr>
+          <w:t>阿里千问发布同声传译大模型 Qwen3.8-LiveTranslate，支持原文译文同帧同出</w:t>
+        </w:r>
+      </w:hyperlink>
+    </w:p>
+    <w:p>
+      <w:pPr>
+        <w:pStyle w:val="Heading3"/>
+      </w:pPr>
+      <w:r>
+        <w:rPr>
+          <w:rFonts w:ascii="Times New Roman" w:hAnsi="Times New Roman" w:eastAsia="黑体"/>
+          <w:b w:val="0"/>
+          <w:color w:val="888888"/>
+          <w:sz w:val="24"/>
+        </w:rPr>
+        <w:t>【C级·参考】</w:t>
+      </w:r>
+      <w:r>
+        <w:rPr>
+          <w:rFonts w:ascii="Times New Roman" w:hAnsi="Times New Roman" w:eastAsia="黑体"/>
+          <w:b w:val="0"/>
+          <w:color w:val="888888"/>
+          <w:sz w:val="24"/>
+        </w:rPr>
+        <w:t>微软 Word 接入 ChatGPT，用户可 AI 起草、改写与校对文档</w:t>
+      </w:r>
+    </w:p>
+    <w:p>
+      <w:r>
+        <w:rPr>
+          <w:rFonts w:ascii="Times New Roman" w:hAnsi="Times New Roman" w:eastAsia="宋体"/>
+          <w:color w:val="888888"/>
+          <w:sz w:val="18"/>
+        </w:rPr>
+        <w:t>来源:IT之家 | 时间:09-19 14:57</w:t>
+      </w:r>
+    </w:p>
+    <w:p>
+      <w:r>
+        <w:rPr>
+          <w:rFonts w:ascii="Times New Roman" w:hAnsi="Times New Roman" w:eastAsia="宋体"/>
+          <w:sz w:val="18"/>
+        </w:rPr>
+        <w:t>链接:</w:t>
+      </w:r>
+      <w:hyperlink r:id="rId20">
+        <w:r>
+          <w:rPr>
+            <w:color w:val="0563C1"/>
+            <w:u w:val="single"/>
+          </w:rPr>
+          <w:t>微软 Word 接入 ChatGPT，用户可 AI 起草、改写与校对文档</w:t>
+        </w:r>
+      </w:hyperlink>
+    </w:p>
+    <w:p>
+      <w:pPr>
+        <w:pStyle w:val="Heading3"/>
+      </w:pPr>
+      <w:r>
+        <w:rPr>
+          <w:rFonts w:ascii="Times New Roman" w:hAnsi="Times New Roman" w:eastAsia="黑体"/>
+          <w:b w:val="0"/>
+          <w:color w:val="888888"/>
+          <w:sz w:val="24"/>
+        </w:rPr>
+        <w:t>【C级·参考】</w:t>
+      </w:r>
+      <w:r>
+        <w:rPr>
+          <w:rFonts w:ascii="Times New Roman" w:hAnsi="Times New Roman" w:eastAsia="黑体"/>
+          <w:b w:val="0"/>
+          <w:color w:val="888888"/>
+          <w:sz w:val="24"/>
+        </w:rPr>
+        <w:t>华为朱照生：昇腾已经跨越了生态拐点，完全有能力、有机会在 Agentic 时代构建 AI 新生态</w:t>
+      </w:r>
+    </w:p>
+    <w:p>
+      <w:r>
+        <w:rPr>
+          <w:rFonts w:ascii="Times New Roman" w:hAnsi="Times New Roman" w:eastAsia="宋体"/>
+          <w:color w:val="888888"/>
+          <w:sz w:val="18"/>
+        </w:rPr>
+        <w:t>来源:IT之家 | 时间:09-19 14:44</w:t>
+      </w:r>
+    </w:p>
+    <w:p>
+      <w:r>
+        <w:rPr>
+          <w:rFonts w:ascii="Times New Roman" w:hAnsi="Times New Roman" w:eastAsia="宋体"/>
+          <w:sz w:val="18"/>
+        </w:rPr>
+        <w:t>链接:</w:t>
+      </w:r>
+      <w:hyperlink r:id="rId21">
+        <w:r>
+          <w:rPr>
+            <w:color w:val="0563C1"/>
+            <w:u w:val="single"/>
+          </w:rPr>
+          <w:t>华为朱照生：昇腾已经跨越了生态拐点，完全有能力、有机会在 Agentic 时代构建 AI 新生态</w:t>
+        </w:r>
+      </w:hyperlink>
+    </w:p>
+    <w:p>
+      <w:pPr>
+        <w:pStyle w:val="Heading3"/>
+      </w:pPr>
+      <w:r>
+        <w:rPr>
+          <w:rFonts w:ascii="Times New Roman" w:hAnsi="Times New Roman" w:eastAsia="黑体"/>
+          <w:b w:val="0"/>
+          <w:color w:val="888888"/>
+          <w:sz w:val="24"/>
+        </w:rPr>
+        <w:t>【C级·参考】</w:t>
+      </w:r>
+      <w:r>
+        <w:rPr>
+          <w:rFonts w:ascii="Times New Roman" w:hAnsi="Times New Roman" w:eastAsia="黑体"/>
+          <w:b w:val="0"/>
+          <w:color w:val="888888"/>
+          <w:sz w:val="24"/>
+        </w:rPr>
+        <w:t>英伟达黄仁勋反对放缓 AI 发展的呼声，称 2030 年不会是世界末日</w:t>
+      </w:r>
+    </w:p>
+    <w:p>
+      <w:r>
+        <w:rPr>
+          <w:rFonts w:ascii="Times New Roman" w:hAnsi="Times New Roman" w:eastAsia="宋体"/>
+          <w:color w:val="888888"/>
+          <w:sz w:val="18"/>
+        </w:rPr>
+        <w:t>来源:IT之家 | 时间:09-19 14:41</w:t>
+      </w:r>
+    </w:p>
+    <w:p>
+      <w:r>
+        <w:rPr>
+          <w:rFonts w:ascii="Times New Roman" w:hAnsi="Times New Roman" w:eastAsia="宋体"/>
+          <w:sz w:val="18"/>
+        </w:rPr>
+        <w:t>链接:</w:t>
+      </w:r>
+      <w:hyperlink r:id="rId22">
+        <w:r>
+          <w:rPr>
+            <w:color w:val="0563C1"/>
+            <w:u w:val="single"/>
+          </w:rPr>
+          <w:t>英伟达黄仁勋反对放缓 AI 发展的呼声，称 2030 年不会是世界末日</w:t>
+        </w:r>
+      </w:hyperlink>
+    </w:p>
+    <w:p>
+      <w:pPr>
+        <w:pStyle w:val="Heading3"/>
+      </w:pPr>
+      <w:r>
+        <w:rPr>
+          <w:rFonts w:ascii="Times New Roman" w:hAnsi="Times New Roman" w:eastAsia="黑体"/>
+          <w:b w:val="0"/>
+          <w:color w:val="888888"/>
+          <w:sz w:val="24"/>
+        </w:rPr>
+        <w:t>【C级·参考】</w:t>
+      </w:r>
+      <w:r>
+        <w:rPr>
+          <w:rFonts w:ascii="Times New Roman" w:hAnsi="Times New Roman" w:eastAsia="黑体"/>
+          <w:b w:val="0"/>
+          <w:color w:val="888888"/>
+          <w:sz w:val="24"/>
+        </w:rPr>
+        <w:t>Human brain is two separate organs, Stanford Medicine-led research finds</w:t>
+      </w:r>
+    </w:p>
+    <w:p>
+      <w:r>
+        <w:rPr>
+          <w:rFonts w:ascii="Times New Roman" w:hAnsi="Times New Roman" w:eastAsia="宋体"/>
+          <w:color w:val="888888"/>
+          <w:sz w:val="18"/>
+        </w:rPr>
+        <w:t>来源:Hacker News | 时间:09-19 13:48</w:t>
+      </w:r>
+    </w:p>
+    <w:p>
+      <w:r>
+        <w:rPr>
+          <w:rFonts w:ascii="Times New Roman" w:hAnsi="Times New Roman" w:eastAsia="宋体"/>
+          <w:sz w:val="18"/>
+        </w:rPr>
+        <w:t>链接:</w:t>
+      </w:r>
+      <w:hyperlink r:id="rId23">
+        <w:r>
+          <w:rPr>
+            <w:color w:val="0563C1"/>
+            <w:u w:val="single"/>
+          </w:rPr>
+          <w:t>Human brain is two separate organs, Stanford Medicine-led research finds</w:t>
+        </w:r>
+      </w:hyperlink>
+    </w:p>
+    <w:p>
+      <w:pPr>
+        <w:pStyle w:val="Heading3"/>
+      </w:pPr>
+      <w:r>
+        <w:rPr>
+          <w:rFonts w:ascii="Times New Roman" w:hAnsi="Times New Roman" w:eastAsia="黑体"/>
+          <w:b w:val="0"/>
+          <w:color w:val="888888"/>
+          <w:sz w:val="24"/>
+        </w:rPr>
+        <w:t>【C级·参考】</w:t>
+      </w:r>
+      <w:r>
+        <w:rPr>
+          <w:rFonts w:ascii="Times New Roman" w:hAnsi="Times New Roman" w:eastAsia="黑体"/>
+          <w:b w:val="0"/>
+          <w:color w:val="888888"/>
+          <w:sz w:val="24"/>
+        </w:rPr>
         <w:t>OpenAI 示警：先进 AI 可在 2 台相邻物理隔离 PC 间“对话”</w:t>
       </w:r>
     </w:p>
@@ -91,7 +856,7 @@
         </w:rPr>
         <w:t>链接:</w:t>
       </w:r>
-      <w:hyperlink r:id="rId9">
+      <w:hyperlink r:id="rId24">
         <w:r>
           <w:rPr>
             <w:color w:val="0563C1"/>
@@ -142,268 +907,13 @@
         </w:rPr>
         <w:t>链接:</w:t>
       </w:r>
-      <w:hyperlink r:id="rId10">
+      <w:hyperlink r:id="rId25">
         <w:r>
           <w:rPr>
             <w:color w:val="0563C1"/>
             <w:u w:val="single"/>
           </w:rPr>
           <w:t>OpenAI 研究员示警：AI 能力越强，越容易“隐藏内心想法”</w:t>
-        </w:r>
-      </w:hyperlink>
-    </w:p>
-    <w:p>
-      <w:pPr>
-        <w:pStyle w:val="Heading3"/>
-      </w:pPr>
-      <w:r>
-        <w:rPr>
-          <w:rFonts w:ascii="Times New Roman" w:hAnsi="Times New Roman" w:eastAsia="黑体"/>
-          <w:b w:val="0"/>
-          <w:color w:val="888888"/>
-          <w:sz w:val="24"/>
-        </w:rPr>
-        <w:t>【C级·参考】</w:t>
-      </w:r>
-      <w:r>
-        <w:rPr>
-          <w:rFonts w:ascii="Times New Roman" w:hAnsi="Times New Roman" w:eastAsia="黑体"/>
-          <w:b w:val="0"/>
-          <w:color w:val="888888"/>
-          <w:sz w:val="24"/>
-        </w:rPr>
-        <w:t>四家 AI 巨头因呼吁放缓研发遭反垄断诉讼：Anthropic、OpenAI、SpaceXAI、谷歌面临集体诉讼</w:t>
-      </w:r>
-    </w:p>
-    <w:p>
-      <w:r>
-        <w:rPr>
-          <w:rFonts w:ascii="Times New Roman" w:hAnsi="Times New Roman" w:eastAsia="宋体"/>
-          <w:color w:val="888888"/>
-          <w:sz w:val="18"/>
-        </w:rPr>
-        <w:t>来源:IT之家 | 时间:09-19 12:10</w:t>
-      </w:r>
-    </w:p>
-    <w:p>
-      <w:r>
-        <w:rPr>
-          <w:rFonts w:ascii="Times New Roman" w:hAnsi="Times New Roman" w:eastAsia="宋体"/>
-          <w:sz w:val="18"/>
-        </w:rPr>
-        <w:t>链接:</w:t>
-      </w:r>
-      <w:hyperlink r:id="rId11">
-        <w:r>
-          <w:rPr>
-            <w:color w:val="0563C1"/>
-            <w:u w:val="single"/>
-          </w:rPr>
-          <w:t>四家 AI 巨头因呼吁放缓研发遭反垄断诉讼：Anthropic、OpenAI、SpaceXAI、谷歌面临集体诉讼</w:t>
-        </w:r>
-      </w:hyperlink>
-    </w:p>
-    <w:p>
-      <w:pPr>
-        <w:pStyle w:val="Heading3"/>
-      </w:pPr>
-      <w:r>
-        <w:rPr>
-          <w:rFonts w:ascii="Times New Roman" w:hAnsi="Times New Roman" w:eastAsia="黑体"/>
-          <w:b w:val="0"/>
-          <w:color w:val="888888"/>
-          <w:sz w:val="24"/>
-        </w:rPr>
-        <w:t>【C级·参考】</w:t>
-      </w:r>
-      <w:r>
-        <w:rPr>
-          <w:rFonts w:ascii="Times New Roman" w:hAnsi="Times New Roman" w:eastAsia="黑体"/>
-          <w:b w:val="0"/>
-          <w:color w:val="888888"/>
-          <w:sz w:val="24"/>
-        </w:rPr>
-        <w:t>AI 太烧钱：报道称 OpenAI 未来 5 年自由现金流为负 2780 亿美元</w:t>
-      </w:r>
-    </w:p>
-    <w:p>
-      <w:r>
-        <w:rPr>
-          <w:rFonts w:ascii="Times New Roman" w:hAnsi="Times New Roman" w:eastAsia="宋体"/>
-          <w:color w:val="888888"/>
-          <w:sz w:val="18"/>
-        </w:rPr>
-        <w:t>来源:IT之家 | 时间:09-19 11:53</w:t>
-      </w:r>
-    </w:p>
-    <w:p>
-      <w:r>
-        <w:rPr>
-          <w:rFonts w:ascii="Times New Roman" w:hAnsi="Times New Roman" w:eastAsia="宋体"/>
-          <w:sz w:val="18"/>
-        </w:rPr>
-        <w:t>链接:</w:t>
-      </w:r>
-      <w:hyperlink r:id="rId12">
-        <w:r>
-          <w:rPr>
-            <w:color w:val="0563C1"/>
-            <w:u w:val="single"/>
-          </w:rPr>
-          <w:t>AI 太烧钱：报道称 OpenAI 未来 5 年自由现金流为负 2780 亿美元</w:t>
-        </w:r>
-      </w:hyperlink>
-    </w:p>
-    <w:p>
-      <w:pPr>
-        <w:pStyle w:val="Heading3"/>
-      </w:pPr>
-      <w:r>
-        <w:rPr>
-          <w:rFonts w:ascii="Times New Roman" w:hAnsi="Times New Roman" w:eastAsia="黑体"/>
-          <w:b w:val="0"/>
-          <w:color w:val="888888"/>
-          <w:sz w:val="24"/>
-        </w:rPr>
-        <w:t>【C级·参考】</w:t>
-      </w:r>
-      <w:r>
-        <w:rPr>
-          <w:rFonts w:ascii="Times New Roman" w:hAnsi="Times New Roman" w:eastAsia="黑体"/>
-          <w:b w:val="0"/>
-          <w:color w:val="888888"/>
-          <w:sz w:val="24"/>
-        </w:rPr>
-        <w:t>集邦咨询：AI 基建瓶颈正从“缺芯”转向“缺电”</w:t>
-      </w:r>
-    </w:p>
-    <w:p>
-      <w:r>
-        <w:rPr>
-          <w:rFonts w:ascii="Times New Roman" w:hAnsi="Times New Roman" w:eastAsia="宋体"/>
-          <w:color w:val="888888"/>
-          <w:sz w:val="18"/>
-        </w:rPr>
-        <w:t>来源:IT之家 | 时间:09-19 10:46</w:t>
-      </w:r>
-    </w:p>
-    <w:p>
-      <w:r>
-        <w:rPr>
-          <w:rFonts w:ascii="Times New Roman" w:hAnsi="Times New Roman" w:eastAsia="宋体"/>
-          <w:sz w:val="18"/>
-        </w:rPr>
-        <w:t>链接:</w:t>
-      </w:r>
-      <w:hyperlink r:id="rId13">
-        <w:r>
-          <w:rPr>
-            <w:color w:val="0563C1"/>
-            <w:u w:val="single"/>
-          </w:rPr>
-          <w:t>集邦咨询：AI 基建瓶颈正从“缺芯”转向“缺电”</w:t>
-        </w:r>
-      </w:hyperlink>
-    </w:p>
-    <w:p>
-      <w:pPr>
-        <w:pStyle w:val="Heading3"/>
-      </w:pPr>
-      <w:r>
-        <w:rPr>
-          <w:rFonts w:ascii="Times New Roman" w:hAnsi="Times New Roman" w:eastAsia="黑体"/>
-          <w:b w:val="0"/>
-          <w:color w:val="888888"/>
-          <w:sz w:val="24"/>
-        </w:rPr>
-        <w:t>【C级·参考】</w:t>
-      </w:r>
-      <w:r>
-        <w:rPr>
-          <w:rFonts w:ascii="Times New Roman" w:hAnsi="Times New Roman" w:eastAsia="黑体"/>
-          <w:b w:val="0"/>
-          <w:color w:val="888888"/>
-          <w:sz w:val="24"/>
-        </w:rPr>
-        <w:t>Anthropic 自建生物实验室推进 AI 物理实验，此前曾警告 AI 灭绝风险</w:t>
-      </w:r>
-    </w:p>
-    <w:p>
-      <w:r>
-        <w:rPr>
-          <w:rFonts w:ascii="Times New Roman" w:hAnsi="Times New Roman" w:eastAsia="宋体"/>
-          <w:color w:val="888888"/>
-          <w:sz w:val="18"/>
-        </w:rPr>
-        <w:t>来源:IT之家 | 时间:09-19 08:45</w:t>
-      </w:r>
-    </w:p>
-    <w:p>
-      <w:r>
-        <w:rPr>
-          <w:rFonts w:ascii="Times New Roman" w:hAnsi="Times New Roman" w:eastAsia="宋体"/>
-          <w:sz w:val="18"/>
-        </w:rPr>
-        <w:t>链接:</w:t>
-      </w:r>
-      <w:hyperlink r:id="rId14">
-        <w:r>
-          <w:rPr>
-            <w:color w:val="0563C1"/>
-            <w:u w:val="single"/>
-          </w:rPr>
-          <w:t>Anthropic 自建生物实验室推进 AI 物理实验，此前曾警告 AI 灭绝风险</w:t>
-        </w:r>
-      </w:hyperlink>
-    </w:p>
-    <w:p>
-      <w:pPr>
-        <w:pStyle w:val="Heading3"/>
-      </w:pPr>
-      <w:r>
-        <w:rPr>
-          <w:rFonts w:ascii="Times New Roman" w:hAnsi="Times New Roman" w:eastAsia="黑体"/>
-          <w:b w:val="0"/>
-          <w:color w:val="888888"/>
-          <w:sz w:val="24"/>
-        </w:rPr>
-        <w:t>【C级·参考】</w:t>
-      </w:r>
-      <w:r>
-        <w:rPr>
-          <w:rFonts w:ascii="Times New Roman" w:hAnsi="Times New Roman" w:eastAsia="黑体"/>
-          <w:b w:val="0"/>
-          <w:color w:val="888888"/>
-          <w:sz w:val="24"/>
-        </w:rPr>
-        <w:t>Alibaba open-sources AI model that can detect cancer and nearly 150 conditions</w:t>
-      </w:r>
-    </w:p>
-    <w:p>
-      <w:r>
-        <w:rPr>
-          <w:rFonts w:ascii="Times New Roman" w:hAnsi="Times New Roman" w:eastAsia="宋体"/>
-          <w:color w:val="888888"/>
-          <w:sz w:val="18"/>
-        </w:rPr>
-        <w:t>来源:Hacker News | 时间:09-19 07:54</w:t>
-      </w:r>
-    </w:p>
-    <w:p>
-      <w:r>
-        <w:rPr>
-          <w:rFonts w:ascii="Times New Roman" w:hAnsi="Times New Roman" w:eastAsia="宋体"/>
-          <w:sz w:val="18"/>
-        </w:rPr>
-        <w:t>链接:</w:t>
-      </w:r>
-      <w:hyperlink r:id="rId15">
-        <w:r>
-          <w:rPr>
-            <w:color w:val="0563C1"/>
-            <w:u w:val="single"/>
-          </w:rPr>
-          <w:t>Alibaba open-sources AI model that can detect cancer and nearly 150 conditions</w:t>
         </w:r>
       </w:hyperlink>
     </w:p>
@@ -448,115 +958,13 @@
         </w:rPr>
         <w:t>链接:</w:t>
       </w:r>
-      <w:hyperlink r:id="rId16">
+      <w:hyperlink r:id="rId26">
         <w:r>
           <w:rPr>
             <w:color w:val="0563C1"/>
             <w:u w:val="single"/>
           </w:rPr>
           <w:t>How OpenAI Used Its Own LLMs to Design Its Jalapeño Chip</w:t>
-        </w:r>
-      </w:hyperlink>
-    </w:p>
-    <w:p>
-      <w:pPr>
-        <w:pStyle w:val="Heading3"/>
-      </w:pPr>
-      <w:r>
-        <w:rPr>
-          <w:rFonts w:ascii="Times New Roman" w:hAnsi="Times New Roman" w:eastAsia="黑体"/>
-          <w:b w:val="0"/>
-          <w:color w:val="888888"/>
-          <w:sz w:val="24"/>
-        </w:rPr>
-        <w:t>【C级·参考】</w:t>
-      </w:r>
-      <w:r>
-        <w:rPr>
-          <w:rFonts w:ascii="Times New Roman" w:hAnsi="Times New Roman" w:eastAsia="黑体"/>
-          <w:b w:val="0"/>
-          <w:color w:val="888888"/>
-          <w:sz w:val="24"/>
-        </w:rPr>
-        <w:t>Two parallel neural ectoderm progenitors contribute to the developing brain</w:t>
-      </w:r>
-    </w:p>
-    <w:p>
-      <w:r>
-        <w:rPr>
-          <w:rFonts w:ascii="Times New Roman" w:hAnsi="Times New Roman" w:eastAsia="宋体"/>
-          <w:color w:val="888888"/>
-          <w:sz w:val="18"/>
-        </w:rPr>
-        <w:t>来源:Hacker News | 时间:09-18 23:12</w:t>
-      </w:r>
-    </w:p>
-    <w:p>
-      <w:r>
-        <w:rPr>
-          <w:rFonts w:ascii="Times New Roman" w:hAnsi="Times New Roman" w:eastAsia="宋体"/>
-          <w:sz w:val="18"/>
-        </w:rPr>
-        <w:t>链接:</w:t>
-      </w:r>
-      <w:hyperlink r:id="rId17">
-        <w:r>
-          <w:rPr>
-            <w:color w:val="0563C1"/>
-            <w:u w:val="single"/>
-          </w:rPr>
-          <w:t>Two parallel neural ectoderm progenitors contribute to the developing brain</w:t>
-        </w:r>
-      </w:hyperlink>
-    </w:p>
-    <w:p>
-      <w:pPr>
-        <w:pStyle w:val="Heading3"/>
-      </w:pPr>
-      <w:r>
-        <w:rPr>
-          <w:rFonts w:ascii="Times New Roman" w:hAnsi="Times New Roman" w:eastAsia="黑体"/>
-          <w:b w:val="0"/>
-          <w:color w:val="888888"/>
-          <w:sz w:val="24"/>
-        </w:rPr>
-        <w:t>【C级·参考】</w:t>
-      </w:r>
-      <w:r>
-        <w:rPr>
-          <w:rFonts w:ascii="Times New Roman" w:hAnsi="Times New Roman" w:eastAsia="黑体"/>
-          <w:b w:val="0"/>
-          <w:color w:val="888888"/>
-          <w:sz w:val="24"/>
-        </w:rPr>
-        <w:t>一副AI眼镜、一枚NFC书签……中国—东盟自贸区3.0版升级了什么？</w:t>
-      </w:r>
-    </w:p>
-    <w:p>
-      <w:r>
-        <w:rPr>
-          <w:rFonts w:ascii="Times New Roman" w:hAnsi="Times New Roman" w:eastAsia="宋体"/>
-          <w:color w:val="888888"/>
-          <w:sz w:val="18"/>
-        </w:rPr>
-        <w:t>来源:Bing新闻 | 时间:09-18 15:51</w:t>
-      </w:r>
-    </w:p>
-    <w:p>
-      <w:r>
-        <w:rPr>
-          <w:rFonts w:ascii="Times New Roman" w:hAnsi="Times New Roman" w:eastAsia="宋体"/>
-          <w:sz w:val="18"/>
-        </w:rPr>
-        <w:t>链接:</w:t>
-      </w:r>
-      <w:hyperlink r:id="rId18">
-        <w:r>
-          <w:rPr>
-            <w:color w:val="0563C1"/>
-            <w:u w:val="single"/>
-          </w:rPr>
-          <w:t>一副AI眼镜、一枚NFC书签……中国—东盟自贸区3.0版升级了什么？</w:t>
         </w:r>
       </w:hyperlink>
     </w:p>
@@ -601,7 +1009,7 @@
         </w:rPr>
         <w:t>链接:</w:t>
       </w:r>
-      <w:hyperlink r:id="rId19">
+      <w:hyperlink r:id="rId27">
         <w:r>
           <w:rPr>
             <w:color w:val="0563C1"/>
@@ -652,7 +1060,7 @@
         </w:rPr>
         <w:t>链接:</w:t>
       </w:r>
-      <w:hyperlink r:id="rId20">
+      <w:hyperlink r:id="rId28">
         <w:r>
           <w:rPr>
             <w:color w:val="0563C1"/>
@@ -703,115 +1111,13 @@
         </w:rPr>
         <w:t>链接:</w:t>
       </w:r>
-      <w:hyperlink r:id="rId21">
+      <w:hyperlink r:id="rId29">
         <w:r>
           <w:rPr>
             <w:color w:val="0563C1"/>
             <w:u w:val="single"/>
           </w:rPr>
           <w:t>耗时150天，6917人参赛！这场全球游戏大赛藏着AI创新密码</w:t>
-        </w:r>
-      </w:hyperlink>
-    </w:p>
-    <w:p>
-      <w:pPr>
-        <w:pStyle w:val="Heading3"/>
-      </w:pPr>
-      <w:r>
-        <w:rPr>
-          <w:rFonts w:ascii="Times New Roman" w:hAnsi="Times New Roman" w:eastAsia="黑体"/>
-          <w:b w:val="0"/>
-          <w:color w:val="888888"/>
-          <w:sz w:val="24"/>
-        </w:rPr>
-        <w:t>【C级·参考】</w:t>
-      </w:r>
-      <w:r>
-        <w:rPr>
-          <w:rFonts w:ascii="Times New Roman" w:hAnsi="Times New Roman" w:eastAsia="黑体"/>
-          <w:b w:val="0"/>
-          <w:color w:val="888888"/>
-          <w:sz w:val="24"/>
-        </w:rPr>
-        <w:t>戴上眼镜，老建筑 “开口” 讲历史，上海首个 “AI 眼镜城市伴游” 试点落地</w:t>
-      </w:r>
-    </w:p>
-    <w:p>
-      <w:r>
-        <w:rPr>
-          <w:rFonts w:ascii="Times New Roman" w:hAnsi="Times New Roman" w:eastAsia="宋体"/>
-          <w:color w:val="888888"/>
-          <w:sz w:val="18"/>
-        </w:rPr>
-        <w:t>来源:Bing新闻 | 时间:09-17 22:53</w:t>
-      </w:r>
-    </w:p>
-    <w:p>
-      <w:r>
-        <w:rPr>
-          <w:rFonts w:ascii="Times New Roman" w:hAnsi="Times New Roman" w:eastAsia="宋体"/>
-          <w:sz w:val="18"/>
-        </w:rPr>
-        <w:t>链接:</w:t>
-      </w:r>
-      <w:hyperlink r:id="rId22">
-        <w:r>
-          <w:rPr>
-            <w:color w:val="0563C1"/>
-            <w:u w:val="single"/>
-          </w:rPr>
-          <w:t>戴上眼镜，老建筑 “开口” 讲历史，上海首个 “AI 眼镜城市伴游” 试点落地</w:t>
-        </w:r>
-      </w:hyperlink>
-    </w:p>
-    <w:p>
-      <w:pPr>
-        <w:pStyle w:val="Heading3"/>
-      </w:pPr>
-      <w:r>
-        <w:rPr>
-          <w:rFonts w:ascii="Times New Roman" w:hAnsi="Times New Roman" w:eastAsia="黑体"/>
-          <w:b w:val="0"/>
-          <w:color w:val="888888"/>
-          <w:sz w:val="24"/>
-        </w:rPr>
-        <w:t>【C级·参考】</w:t>
-      </w:r>
-      <w:r>
-        <w:rPr>
-          <w:rFonts w:ascii="Times New Roman" w:hAnsi="Times New Roman" w:eastAsia="黑体"/>
-          <w:b w:val="0"/>
-          <w:color w:val="888888"/>
-          <w:sz w:val="24"/>
-        </w:rPr>
-        <w:t>“AI两天码500万字”，网文圈怒了：唐家三少发声，平台下场整治</w:t>
-      </w:r>
-    </w:p>
-    <w:p>
-      <w:r>
-        <w:rPr>
-          <w:rFonts w:ascii="Times New Roman" w:hAnsi="Times New Roman" w:eastAsia="宋体"/>
-          <w:color w:val="888888"/>
-          <w:sz w:val="18"/>
-        </w:rPr>
-        <w:t>来源:GameLook | 时间:09-17 17:28</w:t>
-      </w:r>
-    </w:p>
-    <w:p>
-      <w:r>
-        <w:rPr>
-          <w:rFonts w:ascii="Times New Roman" w:hAnsi="Times New Roman" w:eastAsia="宋体"/>
-          <w:sz w:val="18"/>
-        </w:rPr>
-        <w:t>链接:</w:t>
-      </w:r>
-      <w:hyperlink r:id="rId23">
-        <w:r>
-          <w:rPr>
-            <w:color w:val="0563C1"/>
-            <w:u w:val="single"/>
-          </w:rPr>
-          <w:t>“AI两天码500万字”，网文圈怒了：唐家三少发声，平台下场整治</w:t>
         </w:r>
       </w:hyperlink>
     </w:p>
@@ -864,7 +1170,7 @@
           <w:color w:val="888888"/>
           <w:sz w:val="24"/>
         </w:rPr>
-        <w:t>权益价 9.99 万元起，东风星海 V6 乾崑智驾 ADS SE 版车型上市</w:t>
+        <w:t>交通运输部徐剑：规模化落地干线自动驾驶，有望降低超九成事故率</w:t>
       </w:r>
     </w:p>
     <w:p>
@@ -874,7 +1180,7 @@
           <w:color w:val="888888"/>
           <w:sz w:val="18"/>
         </w:rPr>
-        <w:t>来源:IT之家 | 时间:09-19 11:59</w:t>
+        <w:t>来源:IT之家 | 时间:09-19 16:43</w:t>
       </w:r>
     </w:p>
     <w:p>
@@ -885,13 +1191,166 @@
         </w:rPr>
         <w:t>链接:</w:t>
       </w:r>
-      <w:hyperlink r:id="rId24">
+      <w:hyperlink r:id="rId30">
         <w:r>
           <w:rPr>
             <w:color w:val="0563C1"/>
             <w:u w:val="single"/>
           </w:rPr>
-          <w:t>权益价 9.99 万元起，东风星海 V6 乾崑智驾 ADS SE 版车型上市</w:t>
+          <w:t>交通运输部徐剑：规模化落地干线自动驾驶，有望降低超九成事故率</w:t>
+        </w:r>
+      </w:hyperlink>
+    </w:p>
+    <w:p>
+      <w:pPr>
+        <w:pStyle w:val="Heading3"/>
+      </w:pPr>
+      <w:r>
+        <w:rPr>
+          <w:rFonts w:ascii="Times New Roman" w:hAnsi="Times New Roman" w:eastAsia="黑体"/>
+          <w:b w:val="0"/>
+          <w:color w:val="888888"/>
+          <w:sz w:val="24"/>
+        </w:rPr>
+        <w:t>【C级·参考】</w:t>
+      </w:r>
+      <w:r>
+        <w:rPr>
+          <w:rFonts w:ascii="Times New Roman" w:hAnsi="Times New Roman" w:eastAsia="黑体"/>
+          <w:b w:val="0"/>
+          <w:color w:val="888888"/>
+          <w:sz w:val="24"/>
+        </w:rPr>
+        <w:t>长安汽车张晓宇：2027 年 L3 级自动驾驶将实现量产，2028 年 L4 级开始商业化运营</w:t>
+      </w:r>
+    </w:p>
+    <w:p>
+      <w:r>
+        <w:rPr>
+          <w:rFonts w:ascii="Times New Roman" w:hAnsi="Times New Roman" w:eastAsia="宋体"/>
+          <w:color w:val="888888"/>
+          <w:sz w:val="18"/>
+        </w:rPr>
+        <w:t>来源:IT之家 | 时间:09-19 16:41</w:t>
+      </w:r>
+    </w:p>
+    <w:p>
+      <w:r>
+        <w:rPr>
+          <w:rFonts w:ascii="Times New Roman" w:hAnsi="Times New Roman" w:eastAsia="宋体"/>
+          <w:sz w:val="18"/>
+        </w:rPr>
+        <w:t>链接:</w:t>
+      </w:r>
+      <w:hyperlink r:id="rId31">
+        <w:r>
+          <w:rPr>
+            <w:color w:val="0563C1"/>
+            <w:u w:val="single"/>
+          </w:rPr>
+          <w:t>长安汽车张晓宇：2027 年 L3 级自动驾驶将实现量产，2028 年 L4 级开始商业化运营</w:t>
+        </w:r>
+      </w:hyperlink>
+    </w:p>
+    <w:p>
+      <w:pPr>
+        <w:pStyle w:val="Heading3"/>
+      </w:pPr>
+      <w:r>
+        <w:rPr>
+          <w:rFonts w:ascii="Times New Roman" w:hAnsi="Times New Roman" w:eastAsia="黑体"/>
+          <w:b w:val="0"/>
+          <w:color w:val="888888"/>
+          <w:sz w:val="24"/>
+        </w:rPr>
+        <w:t>【C级·参考】</w:t>
+      </w:r>
+      <w:r>
+        <w:rPr>
+          <w:rFonts w:ascii="Times New Roman" w:hAnsi="Times New Roman" w:eastAsia="黑体"/>
+          <w:b w:val="0"/>
+          <w:color w:val="888888"/>
+          <w:sz w:val="24"/>
+        </w:rPr>
+        <w:t>奇瑞捷豹路虎神行者 8 开启交付：华为乾崑智驾 ADS 5，28.99 万元起</w:t>
+      </w:r>
+    </w:p>
+    <w:p>
+      <w:r>
+        <w:rPr>
+          <w:rFonts w:ascii="Times New Roman" w:hAnsi="Times New Roman" w:eastAsia="宋体"/>
+          <w:color w:val="888888"/>
+          <w:sz w:val="18"/>
+        </w:rPr>
+        <w:t>来源:IT之家 | 时间:09-19 16:34</w:t>
+      </w:r>
+    </w:p>
+    <w:p>
+      <w:r>
+        <w:rPr>
+          <w:rFonts w:ascii="Times New Roman" w:hAnsi="Times New Roman" w:eastAsia="宋体"/>
+          <w:sz w:val="18"/>
+        </w:rPr>
+        <w:t>链接:</w:t>
+      </w:r>
+      <w:hyperlink r:id="rId32">
+        <w:r>
+          <w:rPr>
+            <w:color w:val="0563C1"/>
+            <w:u w:val="single"/>
+          </w:rPr>
+          <w:t>奇瑞捷豹路虎神行者 8 开启交付：华为乾崑智驾 ADS 5，28.99 万元起</w:t>
+        </w:r>
+      </w:hyperlink>
+    </w:p>
+    <w:p>
+      <w:pPr>
+        <w:pStyle w:val="Heading3"/>
+      </w:pPr>
+      <w:r>
+        <w:rPr>
+          <w:rFonts w:ascii="Times New Roman" w:hAnsi="Times New Roman" w:eastAsia="黑体"/>
+          <w:b w:val="0"/>
+          <w:color w:val="888888"/>
+          <w:sz w:val="24"/>
+        </w:rPr>
+        <w:t>【C级·参考】</w:t>
+      </w:r>
+      <w:r>
+        <w:rPr>
+          <w:rFonts w:ascii="Times New Roman" w:hAnsi="Times New Roman" w:eastAsia="黑体"/>
+          <w:b w:val="0"/>
+          <w:color w:val="888888"/>
+          <w:sz w:val="24"/>
+        </w:rPr>
+        <w:t>全新猛士 M817 获推 OTA 升级，带来华为乾崑智驾 ADS 5</w:t>
+      </w:r>
+    </w:p>
+    <w:p>
+      <w:r>
+        <w:rPr>
+          <w:rFonts w:ascii="Times New Roman" w:hAnsi="Times New Roman" w:eastAsia="宋体"/>
+          <w:color w:val="888888"/>
+          <w:sz w:val="18"/>
+        </w:rPr>
+        <w:t>来源:IT之家 | 时间:09-19 15:34</w:t>
+      </w:r>
+    </w:p>
+    <w:p>
+      <w:r>
+        <w:rPr>
+          <w:rFonts w:ascii="Times New Roman" w:hAnsi="Times New Roman" w:eastAsia="宋体"/>
+          <w:sz w:val="18"/>
+        </w:rPr>
+        <w:t>链接:</w:t>
+      </w:r>
+      <w:hyperlink r:id="rId33">
+        <w:r>
+          <w:rPr>
+            <w:color w:val="0563C1"/>
+            <w:u w:val="single"/>
+          </w:rPr>
+          <w:t>全新猛士 M817 获推 OTA 升级，带来华为乾崑智驾 ADS 5</w:t>
         </w:r>
       </w:hyperlink>
     </w:p>
@@ -944,7 +1403,7 @@
           <w:color w:val="888888"/>
           <w:sz w:val="24"/>
         </w:rPr>
-        <w:t>Steam 喜加一：原价 22 元第一人称射击游戏《Deadshot》免费领</w:t>
+        <w:t>《魔兽世界：无限》游戏 Beta 热度超预期，暴雪设计师称数据创 17 年所见峰值</w:t>
       </w:r>
     </w:p>
     <w:p>
@@ -954,7 +1413,7 @@
           <w:color w:val="888888"/>
           <w:sz w:val="18"/>
         </w:rPr>
-        <w:t>来源:IT之家 | 时间:09-19 11:45</w:t>
+        <w:t>来源:IT之家 | 时间:09-19 15:20</w:t>
       </w:r>
     </w:p>
     <w:p>
@@ -965,13 +1424,13 @@
         </w:rPr>
         <w:t>链接:</w:t>
       </w:r>
-      <w:hyperlink r:id="rId25">
+      <w:hyperlink r:id="rId34">
         <w:r>
           <w:rPr>
             <w:color w:val="0563C1"/>
             <w:u w:val="single"/>
           </w:rPr>
-          <w:t>Steam 喜加一：原价 22 元第一人称射击游戏《Deadshot》免费领</w:t>
+          <w:t>《魔兽世界：无限》游戏 Beta 热度超预期，暴雪设计师称数据创 17 年所见峰值</w:t>
         </w:r>
       </w:hyperlink>
     </w:p>
@@ -995,7 +1454,7 @@
           <w:color w:val="888888"/>
           <w:sz w:val="24"/>
         </w:rPr>
-        <w:t>消息称《漫威金刚狼》上市前三天销量达 190 万份，为 2026 年 PS5 平台表现最好的索尼第一方游戏</w:t>
+        <w:t>腾讯元宝鸿蒙版 1.0.0.123 上架尝鲜，支持快速回答、深度思考等</w:t>
       </w:r>
     </w:p>
     <w:p>
@@ -1005,7 +1464,7 @@
           <w:color w:val="888888"/>
           <w:sz w:val="18"/>
         </w:rPr>
-        <w:t>来源:IT之家 | 时间:09-19 11:34</w:t>
+        <w:t>来源:IT之家 | 时间:09-19 15:11</w:t>
       </w:r>
     </w:p>
     <w:p>
@@ -1016,13 +1475,13 @@
         </w:rPr>
         <w:t>链接:</w:t>
       </w:r>
-      <w:hyperlink r:id="rId26">
+      <w:hyperlink r:id="rId35">
         <w:r>
           <w:rPr>
             <w:color w:val="0563C1"/>
             <w:u w:val="single"/>
           </w:rPr>
-          <w:t>消息称《漫威金刚狼》上市前三天销量达 190 万份，为 2026 年 PS5 平台表现最好的索尼第一方游戏</w:t>
+          <w:t>腾讯元宝鸿蒙版 1.0.0.123 上架尝鲜，支持快速回答、深度思考等</w:t>
         </w:r>
       </w:hyperlink>
     </w:p>
@@ -1046,7 +1505,7 @@
           <w:color w:val="888888"/>
           <w:sz w:val="24"/>
         </w:rPr>
-        <w:t>英伟达 GPU 驱动 Bug 被修复：RPCS3 模拟游戏帧率提升 37%、显存占用降低 32%</w:t>
+        <w:t>HKC 隐刃 L1 拉伸手机游戏手柄新增“冰川蓝”配色：霍尔摇杆、1KHz 回报率，169 元</w:t>
       </w:r>
     </w:p>
     <w:p>
@@ -1056,7 +1515,7 @@
           <w:color w:val="888888"/>
           <w:sz w:val="18"/>
         </w:rPr>
-        <w:t>来源:IT之家 | 时间:09-19 11:10</w:t>
+        <w:t>来源:IT之家 | 时间:09-19 13:56</w:t>
       </w:r>
     </w:p>
     <w:p>
@@ -1067,115 +1526,13 @@
         </w:rPr>
         <w:t>链接:</w:t>
       </w:r>
-      <w:hyperlink r:id="rId27">
+      <w:hyperlink r:id="rId36">
         <w:r>
           <w:rPr>
             <w:color w:val="0563C1"/>
             <w:u w:val="single"/>
           </w:rPr>
-          <w:t>英伟达 GPU 驱动 Bug 被修复：RPCS3 模拟游戏帧率提升 37%、显存占用降低 32%</w:t>
-        </w:r>
-      </w:hyperlink>
-    </w:p>
-    <w:p>
-      <w:pPr>
-        <w:pStyle w:val="Heading3"/>
-      </w:pPr>
-      <w:r>
-        <w:rPr>
-          <w:rFonts w:ascii="Times New Roman" w:hAnsi="Times New Roman" w:eastAsia="黑体"/>
-          <w:b w:val="0"/>
-          <w:color w:val="888888"/>
-          <w:sz w:val="24"/>
-        </w:rPr>
-        <w:t>【C级·参考】</w:t>
-      </w:r>
-      <w:r>
-        <w:rPr>
-          <w:rFonts w:ascii="Times New Roman" w:hAnsi="Times New Roman" w:eastAsia="黑体"/>
-          <w:b w:val="0"/>
-          <w:color w:val="888888"/>
-          <w:sz w:val="24"/>
-        </w:rPr>
-        <w:t>家电“免费安装”成文字游戏，消协揭露三大套路</w:t>
-      </w:r>
-    </w:p>
-    <w:p>
-      <w:r>
-        <w:rPr>
-          <w:rFonts w:ascii="Times New Roman" w:hAnsi="Times New Roman" w:eastAsia="宋体"/>
-          <w:color w:val="888888"/>
-          <w:sz w:val="18"/>
-        </w:rPr>
-        <w:t>来源:IT之家 | 时间:09-19 10:41</w:t>
-      </w:r>
-    </w:p>
-    <w:p>
-      <w:r>
-        <w:rPr>
-          <w:rFonts w:ascii="Times New Roman" w:hAnsi="Times New Roman" w:eastAsia="宋体"/>
-          <w:sz w:val="18"/>
-        </w:rPr>
-        <w:t>链接:</w:t>
-      </w:r>
-      <w:hyperlink r:id="rId28">
-        <w:r>
-          <w:rPr>
-            <w:color w:val="0563C1"/>
-            <w:u w:val="single"/>
-          </w:rPr>
-          <w:t>家电“免费安装”成文字游戏，消协揭露三大套路</w:t>
-        </w:r>
-      </w:hyperlink>
-    </w:p>
-    <w:p>
-      <w:pPr>
-        <w:pStyle w:val="Heading3"/>
-      </w:pPr>
-      <w:r>
-        <w:rPr>
-          <w:rFonts w:ascii="Times New Roman" w:hAnsi="Times New Roman" w:eastAsia="黑体"/>
-          <w:b w:val="0"/>
-          <w:color w:val="888888"/>
-          <w:sz w:val="24"/>
-        </w:rPr>
-        <w:t>【C级·参考】</w:t>
-      </w:r>
-      <w:r>
-        <w:rPr>
-          <w:rFonts w:ascii="Times New Roman" w:hAnsi="Times New Roman" w:eastAsia="黑体"/>
-          <w:b w:val="0"/>
-          <w:color w:val="888888"/>
-          <w:sz w:val="24"/>
-        </w:rPr>
-        <w:t>Steam 国区 77 元起，复古横版动作游戏《行尸走肉：生存街区》发售</w:t>
-      </w:r>
-    </w:p>
-    <w:p>
-      <w:r>
-        <w:rPr>
-          <w:rFonts w:ascii="Times New Roman" w:hAnsi="Times New Roman" w:eastAsia="宋体"/>
-          <w:color w:val="888888"/>
-          <w:sz w:val="18"/>
-        </w:rPr>
-        <w:t>来源:IT之家 | 时间:09-19 07:52</w:t>
-      </w:r>
-    </w:p>
-    <w:p>
-      <w:r>
-        <w:rPr>
-          <w:rFonts w:ascii="Times New Roman" w:hAnsi="Times New Roman" w:eastAsia="宋体"/>
-          <w:sz w:val="18"/>
-        </w:rPr>
-        <w:t>链接:</w:t>
-      </w:r>
-      <w:hyperlink r:id="rId29">
-        <w:r>
-          <w:rPr>
-            <w:color w:val="0563C1"/>
-            <w:u w:val="single"/>
-          </w:rPr>
-          <w:t>Steam 国区 77 元起，复古横版动作游戏《行尸走肉：生存街区》发售</w:t>
+          <w:t>HKC 隐刃 L1 拉伸手机游戏手柄新增“冰川蓝”配色：霍尔摇杆、1KHz 回报率，169 元</w:t>
         </w:r>
       </w:hyperlink>
     </w:p>
@@ -1220,7 +1577,7 @@
         </w:rPr>
         <w:t>链接:</w:t>
       </w:r>
-      <w:hyperlink r:id="rId30">
+      <w:hyperlink r:id="rId37">
         <w:r>
           <w:rPr>
             <w:color w:val="0563C1"/>
@@ -1243,9 +1600,55 @@
       </w:r>
     </w:p>
     <w:p>
+      <w:pPr>
+        <w:pStyle w:val="Heading3"/>
+      </w:pPr>
       <w:r>
-        <w:t>本线口暂无重要更新</w:t>
+        <w:rPr>
+          <w:rFonts w:ascii="Times New Roman" w:hAnsi="Times New Roman" w:eastAsia="黑体"/>
+          <w:b w:val="0"/>
+          <w:color w:val="888888"/>
+          <w:sz w:val="24"/>
+        </w:rPr>
+        <w:t>【C级·参考】</w:t>
       </w:r>
+      <w:r>
+        <w:rPr>
+          <w:rFonts w:ascii="Times New Roman" w:hAnsi="Times New Roman" w:eastAsia="黑体"/>
+          <w:b w:val="0"/>
+          <w:color w:val="888888"/>
+          <w:sz w:val="24"/>
+        </w:rPr>
+        <w:t>工信部总工程师王卫明：进一步提高汽车消费潜力，将出台汽车改装管理办法</w:t>
+      </w:r>
+    </w:p>
+    <w:p>
+      <w:r>
+        <w:rPr>
+          <w:rFonts w:ascii="Times New Roman" w:hAnsi="Times New Roman" w:eastAsia="宋体"/>
+          <w:color w:val="888888"/>
+          <w:sz w:val="18"/>
+        </w:rPr>
+        <w:t>来源:IT之家 | 时间:09-19 15:52</w:t>
+      </w:r>
+    </w:p>
+    <w:p>
+      <w:r>
+        <w:rPr>
+          <w:rFonts w:ascii="Times New Roman" w:hAnsi="Times New Roman" w:eastAsia="宋体"/>
+          <w:sz w:val="18"/>
+        </w:rPr>
+        <w:t>链接:</w:t>
+      </w:r>
+      <w:hyperlink r:id="rId38">
+        <w:r>
+          <w:rPr>
+            <w:color w:val="0563C1"/>
+            <w:u w:val="single"/>
+          </w:rPr>
+          <w:t>工信部总工程师王卫明：进一步提高汽车消费潜力，将出台汽车改装管理办法</w:t>
+        </w:r>
+      </w:hyperlink>
     </w:p>
     <w:p>
       <w:pPr>
@@ -1273,7 +1676,7 @@
           <w:rFonts w:ascii="Times New Roman" w:hAnsi="Times New Roman" w:eastAsia="宋体"/>
           <w:sz w:val="18"/>
         </w:rPr>
-        <w:t>IT之家(60)、GameLook(11)、HackerNews(7)、Bing新闻(3)</w:t>
+        <w:t>IT之家(60)、GameLook(9)、HackerNews(10)、Bing新闻(2)</w:t>
       </w:r>
     </w:p>
     <w:p>

--- a/briefings/线口监测午报-2026-09-19.docx
+++ b/briefings/线口监测午报-2026-09-19.docx
@@ -22,7 +22,7 @@
           <w:color w:val="888888"/>
           <w:sz w:val="18"/>
         </w:rPr>
-        <w:t>监测窗口:近48小时 | 生成时间:2026-09-19 19:54</w:t>
+        <w:t>监测窗口:近48小时 | 生成时间:2026-09-19 20:27</w:t>
       </w:r>
     </w:p>
     <w:p>
